--- a/downloads/teacher/04 Units/Unit 02 - Individual Growth and Life Readiness - Me, My Goals, My Money/Lesson 02.15 - Reading the News Why Prices Move.docx
+++ b/downloads/teacher/04 Units/Unit 02 - Individual Growth and Life Readiness - Me, My Goals, My Money/Lesson 02.15 - Reading the News Why Prices Move.docx
@@ -260,58 +260,6 @@
       <w:r>
         <w:t xml:space="preserve">By the end of this lesson, students will be able to:</w:t>
       </w:r>
-      <w:r>
-        <w:t xml:space="preserve"> </w:t>
-      </w:r>
-      <w:r>
-        <w:t xml:space="preserve">1. (Low) Given a dispatch, identify what happened and which venture it affects.</w:t>
-      </w:r>
-      <w:r>
-        <w:t xml:space="preserve"> </w:t>
-      </w:r>
-      <w:r>
-        <w:t xml:space="preserve">2. (Mid) Given a news card and a price change, explain the cause and effect in one sentence using supply and demand.</w:t>
-      </w:r>
-      <w:r>
-        <w:t xml:space="preserve"> </w:t>
-      </w:r>
-      <w:r>
-        <w:t xml:space="preserve">3. (High) Given six headlines, judge each as fact or hype using three tests (who says it, is there a number, does it tell you to hurry) and defend one trade or one hold with a fact.</w:t>
-      </w:r>
-    </w:p>
-    <w:p>
-      <w:pPr>
-        <w:pStyle w:val="Heading2"/>
-      </w:pPr>
-      <w:bookmarkStart w:id="24" w:name="vocabulary"/>
-      <w:r>
-        <w:t xml:space="preserve">Vocabulary</w:t>
-      </w:r>
-      <w:bookmarkEnd w:id="24"/>
-    </w:p>
-    <w:p>
-      <w:pPr>
-        <w:pStyle w:val="FirstParagraph"/>
-      </w:pPr>
-      <w:r>
-        <w:t xml:space="preserve">Tier 2 (general academic): source, evidence, cause, effect, hype</w:t>
-      </w:r>
-      <w:r>
-        <w:t xml:space="preserve"> </w:t>
-      </w:r>
-      <w:r>
-        <w:t xml:space="preserve">Tier 3 (FACS): dispatch, supply, demand, headline, trading window, hold. See the unit vocabulary list for Turkish, Portuguese, and Spanish.</w:t>
-      </w:r>
-    </w:p>
-    <w:p>
-      <w:pPr>
-        <w:pStyle w:val="Heading2"/>
-      </w:pPr>
-      <w:bookmarkStart w:id="25" w:name="materials-and-setup"/>
-      <w:r>
-        <w:t xml:space="preserve">Materials and setup</w:t>
-      </w:r>
-      <w:bookmarkEnd w:id="25"/>
     </w:p>
     <w:p>
       <w:pPr>
@@ -322,7 +270,7 @@
         <w:pStyle w:val="Compact"/>
       </w:pPr>
       <w:r>
-        <w:t xml:space="preserve">Devices and login cards from Lesson 2.14</w:t>
+        <w:t xml:space="preserve">(Low) Given a dispatch, identify what happened and which venture it affects.</w:t>
       </w:r>
     </w:p>
     <w:p>
@@ -334,13 +282,7 @@
         <w:pStyle w:val="Compact"/>
       </w:pPr>
       <w:r>
-        <w:rPr>
-          <w:rStyle w:val="VerbatimChar"/>
-        </w:rPr>
-        <w:t xml:space="preserve">Handout 02.15 - News Card and Price Change.md</w:t>
-      </w:r>
-      <w:r>
-        <w:t xml:space="preserve">, one per pair (Part A on Day 1, Part B on Day 2)</w:t>
+        <w:t xml:space="preserve">(Mid) Given a news card and a price change, explain the cause and effect in one sentence using supply and demand.</w:t>
       </w:r>
     </w:p>
     <w:p>
@@ -352,14 +294,90 @@
         <w:pStyle w:val="Compact"/>
       </w:pPr>
       <w:r>
-        <w:t xml:space="preserve">Investor Journal from Lesson 2.14, in the folder</w:t>
-      </w:r>
+        <w:t xml:space="preserve">(High) Given six headlines, judge each as fact or hype using three tests (who says it, is there a number, does it tell you to hurry) and defend one trade or one hold with a fact.</w:t>
+      </w:r>
+    </w:p>
+    <w:p>
+      <w:pPr>
+        <w:pStyle w:val="Heading2"/>
+      </w:pPr>
+      <w:bookmarkStart w:id="24" w:name="vocabulary"/>
+      <w:r>
+        <w:t xml:space="preserve">Vocabulary</w:t>
+      </w:r>
+      <w:bookmarkEnd w:id="24"/>
+    </w:p>
+    <w:p>
+      <w:pPr>
+        <w:pStyle w:val="FirstParagraph"/>
+      </w:pPr>
+      <w:r>
+        <w:t xml:space="preserve">Tier 2 (general academic): source, evidence, cause, effect, hype</w:t>
+      </w:r>
+      <w:r>
+        <w:t xml:space="preserve"> </w:t>
+      </w:r>
+      <w:r>
+        <w:t xml:space="preserve">Tier 3 (FACS): dispatch, supply, demand, headline, trading window, hold. See the unit vocabulary list for Turkish, Portuguese, and Spanish.</w:t>
+      </w:r>
+    </w:p>
+    <w:p>
+      <w:pPr>
+        <w:pStyle w:val="Heading2"/>
+      </w:pPr>
+      <w:bookmarkStart w:id="25" w:name="materials-and-setup"/>
+      <w:r>
+        <w:t xml:space="preserve">Materials and setup</w:t>
+      </w:r>
+      <w:bookmarkEnd w:id="25"/>
     </w:p>
     <w:p>
       <w:pPr>
         <w:numPr>
           <w:ilvl w:val="0"/>
-          <w:numId w:val="1002"/>
+          <w:numId w:val="1003"/>
+        </w:numPr>
+        <w:pStyle w:val="Compact"/>
+      </w:pPr>
+      <w:r>
+        <w:t xml:space="preserve">Devices and login cards from Lesson 2.14</w:t>
+      </w:r>
+    </w:p>
+    <w:p>
+      <w:pPr>
+        <w:numPr>
+          <w:ilvl w:val="0"/>
+          <w:numId w:val="1003"/>
+        </w:numPr>
+        <w:pStyle w:val="Compact"/>
+      </w:pPr>
+      <w:r>
+        <w:rPr>
+          <w:rStyle w:val="VerbatimChar"/>
+        </w:rPr>
+        <w:t xml:space="preserve">Handout 02.15 - News Card and Price Change.md</w:t>
+      </w:r>
+      <w:r>
+        <w:t xml:space="preserve">, one per pair (Part A on Day 1, Part B on Day 2)</w:t>
+      </w:r>
+    </w:p>
+    <w:p>
+      <w:pPr>
+        <w:numPr>
+          <w:ilvl w:val="0"/>
+          <w:numId w:val="1003"/>
+        </w:numPr>
+        <w:pStyle w:val="Compact"/>
+      </w:pPr>
+      <w:r>
+        <w:t xml:space="preserve">Investor Journal from Lesson 2.14, in the folder</w:t>
+      </w:r>
+    </w:p>
+    <w:p>
+      <w:pPr>
+        <w:numPr>
+          <w:ilvl w:val="0"/>
+          <w:numId w:val="1003"/>
         </w:numPr>
         <w:pStyle w:val="Compact"/>
       </w:pPr>
@@ -380,7 +398,7 @@
       <w:pPr>
         <w:numPr>
           <w:ilvl w:val="0"/>
-          <w:numId w:val="1002"/>
+          <w:numId w:val="1003"/>
         </w:numPr>
         <w:pStyle w:val="Compact"/>
       </w:pPr>
@@ -392,7 +410,7 @@
       <w:pPr>
         <w:numPr>
           <w:ilvl w:val="0"/>
-          <w:numId w:val="1002"/>
+          <w:numId w:val="1003"/>
         </w:numPr>
         <w:pStyle w:val="Compact"/>
       </w:pPr>
@@ -1237,312 +1255,348 @@
       <w:r>
         <w:t xml:space="preserve">Monitor understanding:</w:t>
       </w:r>
-      <w:r>
-        <w:t xml:space="preserve"> </w:t>
-      </w:r>
-      <w:r>
-        <w:t xml:space="preserve">- The dispatch says a storm hit the farmland. Which venture moves, and which way?</w:t>
-      </w:r>
-      <w:r>
-        <w:t xml:space="preserve"> </w:t>
-      </w:r>
-      <w:r>
-        <w:t xml:space="preserve">- More sellers than buyers: what happens to the price?</w:t>
-      </w:r>
-      <w:r>
-        <w:t xml:space="preserve"> </w:t>
-      </w:r>
-      <w:r>
-        <w:t xml:space="preserve">- The headline has no number and says</w:t>
-      </w:r>
-      <w:r>
-        <w:t xml:space="preserve"> </w:t>
-      </w:r>
-      <w:r>
-        <w:t xml:space="preserve">“</w:t>
-      </w:r>
-      <w:r>
-        <w:t xml:space="preserve">act fast.</w:t>
-      </w:r>
-      <w:r>
-        <w:t xml:space="preserve">”</w:t>
-      </w:r>
-      <w:r>
-        <w:t xml:space="preserve"> </w:t>
-      </w:r>
-      <w:r>
-        <w:t xml:space="preserve">How many tests did it fail?</w:t>
-      </w:r>
-    </w:p>
-    <w:p>
-      <w:pPr>
-        <w:pStyle w:val="BodyText"/>
-      </w:pPr>
-      <w:r>
-        <w:t xml:space="preserve">Deepen learning:</w:t>
-      </w:r>
-      <w:r>
-        <w:t xml:space="preserve"> </w:t>
-      </w:r>
-      <w:r>
-        <w:t xml:space="preserve">- If everyone reads the same dispatch, why does the price not move all at once?</w:t>
-      </w:r>
-      <w:r>
-        <w:t xml:space="preserve"> </w:t>
-      </w:r>
-      <w:r>
-        <w:t xml:space="preserve">- A dispatch is good news for Sparkstone. Is it good news for you if you already own Sparkstone? What if you were about to buy it?</w:t>
-      </w:r>
-      <w:r>
-        <w:t xml:space="preserve"> </w:t>
-      </w:r>
-      <w:r>
-        <w:t xml:space="preserve">- Where do adults you know get money news? Would those sources pass the three tests?</w:t>
-      </w:r>
-    </w:p>
-    <w:p>
-      <w:pPr>
-        <w:pStyle w:val="Heading2"/>
-      </w:pPr>
-      <w:bookmarkStart w:id="30" w:name="check-for-understanding"/>
-      <w:r>
-        <w:t xml:space="preserve">Check for understanding</w:t>
-      </w:r>
-      <w:bookmarkEnd w:id="30"/>
-    </w:p>
-    <w:p>
-      <w:pPr>
-        <w:pStyle w:val="FirstParagraph"/>
-      </w:pPr>
-      <w:r>
-        <w:t xml:space="preserve">Day 1, Step 2: clipboard yes or no per pair on</w:t>
-      </w:r>
-      <w:r>
-        <w:t xml:space="preserve"> </w:t>
-      </w:r>
-      <w:r>
-        <w:t xml:space="preserve">“</w:t>
-      </w:r>
-      <w:r>
-        <w:t xml:space="preserve">matched at least six of eight</w:t>
-      </w:r>
-      <w:r>
-        <w:t xml:space="preserve">”</w:t>
-      </w:r>
-      <w:r>
-        <w:t xml:space="preserve"> </w:t>
-      </w:r>
-      <w:r>
-        <w:t xml:space="preserve">and</w:t>
-      </w:r>
-      <w:r>
-        <w:t xml:space="preserve"> </w:t>
-      </w:r>
-      <w:r>
-        <w:t xml:space="preserve">“</w:t>
-      </w:r>
-      <w:r>
-        <w:t xml:space="preserve">cause and effect sentence names the direction.</w:t>
-      </w:r>
-      <w:r>
-        <w:t xml:space="preserve">”</w:t>
-      </w:r>
-      <w:r>
-        <w:t xml:space="preserve"> </w:t>
-      </w:r>
-      <w:r>
-        <w:t xml:space="preserve">Day 2, Step 6: yes or no on</w:t>
-      </w:r>
-      <w:r>
-        <w:t xml:space="preserve"> </w:t>
-      </w:r>
-      <w:r>
-        <w:t xml:space="preserve">“</w:t>
-      </w:r>
-      <w:r>
-        <w:t xml:space="preserve">labels all six</w:t>
-      </w:r>
-      <w:r>
-        <w:t xml:space="preserve">”</w:t>
-      </w:r>
-      <w:r>
-        <w:t xml:space="preserve"> </w:t>
-      </w:r>
-      <w:r>
-        <w:t xml:space="preserve">and</w:t>
-      </w:r>
-      <w:r>
-        <w:t xml:space="preserve"> </w:t>
-      </w:r>
-      <w:r>
-        <w:t xml:space="preserve">“</w:t>
-      </w:r>
-      <w:r>
-        <w:t xml:space="preserve">gives a test as the reason.</w:t>
-      </w:r>
-      <w:r>
-        <w:t xml:space="preserve">”</w:t>
-      </w:r>
-      <w:r>
-        <w:t xml:space="preserve"> </w:t>
-      </w:r>
-      <w:r>
-        <w:t xml:space="preserve">A</w:t>
-      </w:r>
-      <w:r>
-        <w:t xml:space="preserve"> </w:t>
-      </w:r>
-      <w:r>
-        <w:t xml:space="preserve">“</w:t>
-      </w:r>
-      <w:r>
-        <w:t xml:space="preserve">got it</w:t>
-      </w:r>
-      <w:r>
-        <w:t xml:space="preserve">”</w:t>
-      </w:r>
-      <w:r>
-        <w:t xml:space="preserve"> </w:t>
-      </w:r>
-      <w:r>
-        <w:t xml:space="preserve">answer sounds like:</w:t>
-      </w:r>
-      <w:r>
-        <w:t xml:space="preserve"> </w:t>
-      </w:r>
-      <w:r>
-        <w:t xml:space="preserve">“</w:t>
-      </w:r>
-      <w:r>
-        <w:t xml:space="preserve">Hype. No source, no number, and it says now.</w:t>
-      </w:r>
-      <w:r>
-        <w:t xml:space="preserve">”</w:t>
-      </w:r>
-    </w:p>
-    <w:p>
-      <w:pPr>
-        <w:pStyle w:val="Heading2"/>
-      </w:pPr>
-      <w:bookmarkStart w:id="31" w:name="closure-time-4-min-each-day"/>
-      <w:r>
-        <w:t xml:space="preserve">Closure (Time: 4 min each day)</w:t>
-      </w:r>
-      <w:bookmarkEnd w:id="31"/>
-    </w:p>
-    <w:p>
-      <w:pPr>
-        <w:pStyle w:val="FirstParagraph"/>
-      </w:pPr>
-      <w:r>
-        <w:t xml:space="preserve">Day 1: two students read the prediction line from Entry 3. Exit card:</w:t>
-      </w:r>
-      <w:r>
-        <w:t xml:space="preserve"> </w:t>
-      </w:r>
-      <w:r>
-        <w:t xml:space="preserve">“</w:t>
-      </w:r>
-      <w:r>
-        <w:t xml:space="preserve">Write one dispatch from today and the price change it caused. Was it what you predicted?</w:t>
-      </w:r>
-      <w:r>
-        <w:t xml:space="preserve">”</w:t>
-      </w:r>
-      <w:r>
-        <w:t xml:space="preserve"> </w:t>
-      </w:r>
-      <w:r>
-        <w:t xml:space="preserve">Sort into</w:t>
-      </w:r>
-      <w:r>
-        <w:t xml:space="preserve"> </w:t>
-      </w:r>
-      <w:r>
-        <w:t xml:space="preserve">“</w:t>
-      </w:r>
-      <w:r>
-        <w:t xml:space="preserve">got it</w:t>
-      </w:r>
-      <w:r>
-        <w:t xml:space="preserve">”</w:t>
-      </w:r>
-      <w:r>
-        <w:t xml:space="preserve"> </w:t>
-      </w:r>
-      <w:r>
-        <w:t xml:space="preserve">(names the venture and the direction) and</w:t>
-      </w:r>
-      <w:r>
-        <w:t xml:space="preserve"> </w:t>
-      </w:r>
-      <w:r>
-        <w:t xml:space="preserve">“</w:t>
-      </w:r>
-      <w:r>
-        <w:t xml:space="preserve">needs more.</w:t>
-      </w:r>
-      <w:r>
-        <w:t xml:space="preserve">”</w:t>
-      </w:r>
-      <w:r>
-        <w:t xml:space="preserve"> </w:t>
-      </w:r>
-      <w:r>
-        <w:t xml:space="preserve">Day 2: exit card, 3-2-1: 3 tests for hype, 2 headlines you labeled today, 1 rule you will use with real news. Three students read a</w:t>
-      </w:r>
-      <w:r>
-        <w:t xml:space="preserve"> </w:t>
-      </w:r>
-      <w:r>
-        <w:t xml:space="preserve">“</w:t>
-      </w:r>
-      <w:r>
-        <w:t xml:space="preserve">1</w:t>
-      </w:r>
-      <w:r>
-        <w:t xml:space="preserve">”</w:t>
-      </w:r>
-      <w:r>
-        <w:t xml:space="preserve"> </w:t>
-      </w:r>
-      <w:r>
-        <w:t xml:space="preserve">aloud. The</w:t>
-      </w:r>
-      <w:r>
-        <w:t xml:space="preserve"> </w:t>
-      </w:r>
-      <w:r>
-        <w:t xml:space="preserve">“</w:t>
-      </w:r>
-      <w:r>
-        <w:t xml:space="preserve">needs more</w:t>
-      </w:r>
-      <w:r>
-        <w:t xml:space="preserve">”</w:t>
-      </w:r>
-      <w:r>
-        <w:t xml:space="preserve"> </w:t>
-      </w:r>
-      <w:r>
-        <w:t xml:space="preserve">pile (fewer than three tests named) gets the three-test card in the folder before Lesson 2.16.</w:t>
-      </w:r>
-    </w:p>
-    <w:p>
-      <w:pPr>
-        <w:pStyle w:val="Heading2"/>
-      </w:pPr>
-      <w:bookmarkStart w:id="32" w:name="differentiation-and-supports"/>
-      <w:r>
-        <w:t xml:space="preserve">Differentiation and supports</w:t>
-      </w:r>
-      <w:bookmarkEnd w:id="32"/>
     </w:p>
     <w:p>
       <w:pPr>
         <w:numPr>
           <w:ilvl w:val="0"/>
-          <w:numId w:val="1003"/>
+          <w:numId w:val="1004"/>
+        </w:numPr>
+        <w:pStyle w:val="Compact"/>
+      </w:pPr>
+      <w:r>
+        <w:t xml:space="preserve">The dispatch says a storm hit the farmland. Which venture moves, and which way?</w:t>
+      </w:r>
+    </w:p>
+    <w:p>
+      <w:pPr>
+        <w:numPr>
+          <w:ilvl w:val="0"/>
+          <w:numId w:val="1004"/>
+        </w:numPr>
+        <w:pStyle w:val="Compact"/>
+      </w:pPr>
+      <w:r>
+        <w:t xml:space="preserve">More sellers than buyers: what happens to the price?</w:t>
+      </w:r>
+    </w:p>
+    <w:p>
+      <w:pPr>
+        <w:numPr>
+          <w:ilvl w:val="0"/>
+          <w:numId w:val="1004"/>
+        </w:numPr>
+        <w:pStyle w:val="Compact"/>
+      </w:pPr>
+      <w:r>
+        <w:t xml:space="preserve">The headline has no number and says</w:t>
+      </w:r>
+      <w:r>
+        <w:t xml:space="preserve"> </w:t>
+      </w:r>
+      <w:r>
+        <w:t xml:space="preserve">“</w:t>
+      </w:r>
+      <w:r>
+        <w:t xml:space="preserve">act fast.</w:t>
+      </w:r>
+      <w:r>
+        <w:t xml:space="preserve">”</w:t>
+      </w:r>
+      <w:r>
+        <w:t xml:space="preserve"> </w:t>
+      </w:r>
+      <w:r>
+        <w:t xml:space="preserve">How many tests did it fail?</w:t>
+      </w:r>
+    </w:p>
+    <w:p>
+      <w:pPr>
+        <w:pStyle w:val="FirstParagraph"/>
+      </w:pPr>
+      <w:r>
+        <w:t xml:space="preserve">Deepen learning:</w:t>
+      </w:r>
+    </w:p>
+    <w:p>
+      <w:pPr>
+        <w:numPr>
+          <w:ilvl w:val="0"/>
+          <w:numId w:val="1005"/>
+        </w:numPr>
+        <w:pStyle w:val="Compact"/>
+      </w:pPr>
+      <w:r>
+        <w:t xml:space="preserve">If everyone reads the same dispatch, why does the price not move all at once?</w:t>
+      </w:r>
+    </w:p>
+    <w:p>
+      <w:pPr>
+        <w:numPr>
+          <w:ilvl w:val="0"/>
+          <w:numId w:val="1005"/>
+        </w:numPr>
+        <w:pStyle w:val="Compact"/>
+      </w:pPr>
+      <w:r>
+        <w:t xml:space="preserve">A dispatch is good news for Sparkstone. Is it good news for you if you already own Sparkstone? What if you were about to buy it?</w:t>
+      </w:r>
+    </w:p>
+    <w:p>
+      <w:pPr>
+        <w:numPr>
+          <w:ilvl w:val="0"/>
+          <w:numId w:val="1005"/>
+        </w:numPr>
+        <w:pStyle w:val="Compact"/>
+      </w:pPr>
+      <w:r>
+        <w:t xml:space="preserve">Where do adults you know get money news? Would those sources pass the three tests?</w:t>
+      </w:r>
+    </w:p>
+    <w:p>
+      <w:pPr>
+        <w:pStyle w:val="Heading2"/>
+      </w:pPr>
+      <w:bookmarkStart w:id="30" w:name="check-for-understanding"/>
+      <w:r>
+        <w:t xml:space="preserve">Check for understanding</w:t>
+      </w:r>
+      <w:bookmarkEnd w:id="30"/>
+    </w:p>
+    <w:p>
+      <w:pPr>
+        <w:pStyle w:val="FirstParagraph"/>
+      </w:pPr>
+      <w:r>
+        <w:t xml:space="preserve">Day 1, Step 2: clipboard yes or no per pair on</w:t>
+      </w:r>
+      <w:r>
+        <w:t xml:space="preserve"> </w:t>
+      </w:r>
+      <w:r>
+        <w:t xml:space="preserve">“</w:t>
+      </w:r>
+      <w:r>
+        <w:t xml:space="preserve">matched at least six of eight</w:t>
+      </w:r>
+      <w:r>
+        <w:t xml:space="preserve">”</w:t>
+      </w:r>
+      <w:r>
+        <w:t xml:space="preserve"> </w:t>
+      </w:r>
+      <w:r>
+        <w:t xml:space="preserve">and</w:t>
+      </w:r>
+      <w:r>
+        <w:t xml:space="preserve"> </w:t>
+      </w:r>
+      <w:r>
+        <w:t xml:space="preserve">“</w:t>
+      </w:r>
+      <w:r>
+        <w:t xml:space="preserve">cause and effect sentence names the direction.</w:t>
+      </w:r>
+      <w:r>
+        <w:t xml:space="preserve">”</w:t>
+      </w:r>
+      <w:r>
+        <w:t xml:space="preserve"> </w:t>
+      </w:r>
+      <w:r>
+        <w:t xml:space="preserve">Day 2, Step 6: yes or no on</w:t>
+      </w:r>
+      <w:r>
+        <w:t xml:space="preserve"> </w:t>
+      </w:r>
+      <w:r>
+        <w:t xml:space="preserve">“</w:t>
+      </w:r>
+      <w:r>
+        <w:t xml:space="preserve">labels all six</w:t>
+      </w:r>
+      <w:r>
+        <w:t xml:space="preserve">”</w:t>
+      </w:r>
+      <w:r>
+        <w:t xml:space="preserve"> </w:t>
+      </w:r>
+      <w:r>
+        <w:t xml:space="preserve">and</w:t>
+      </w:r>
+      <w:r>
+        <w:t xml:space="preserve"> </w:t>
+      </w:r>
+      <w:r>
+        <w:t xml:space="preserve">“</w:t>
+      </w:r>
+      <w:r>
+        <w:t xml:space="preserve">gives a test as the reason.</w:t>
+      </w:r>
+      <w:r>
+        <w:t xml:space="preserve">”</w:t>
+      </w:r>
+      <w:r>
+        <w:t xml:space="preserve"> </w:t>
+      </w:r>
+      <w:r>
+        <w:t xml:space="preserve">A</w:t>
+      </w:r>
+      <w:r>
+        <w:t xml:space="preserve"> </w:t>
+      </w:r>
+      <w:r>
+        <w:t xml:space="preserve">“</w:t>
+      </w:r>
+      <w:r>
+        <w:t xml:space="preserve">got it</w:t>
+      </w:r>
+      <w:r>
+        <w:t xml:space="preserve">”</w:t>
+      </w:r>
+      <w:r>
+        <w:t xml:space="preserve"> </w:t>
+      </w:r>
+      <w:r>
+        <w:t xml:space="preserve">answer sounds like:</w:t>
+      </w:r>
+      <w:r>
+        <w:t xml:space="preserve"> </w:t>
+      </w:r>
+      <w:r>
+        <w:t xml:space="preserve">“</w:t>
+      </w:r>
+      <w:r>
+        <w:t xml:space="preserve">Hype. No source, no number, and it says now.</w:t>
+      </w:r>
+      <w:r>
+        <w:t xml:space="preserve">”</w:t>
+      </w:r>
+    </w:p>
+    <w:p>
+      <w:pPr>
+        <w:pStyle w:val="Heading2"/>
+      </w:pPr>
+      <w:bookmarkStart w:id="31" w:name="closure-time-4-min-each-day"/>
+      <w:r>
+        <w:t xml:space="preserve">Closure (Time: 4 min each day)</w:t>
+      </w:r>
+      <w:bookmarkEnd w:id="31"/>
+    </w:p>
+    <w:p>
+      <w:pPr>
+        <w:pStyle w:val="FirstParagraph"/>
+      </w:pPr>
+      <w:r>
+        <w:t xml:space="preserve">Day 1: two students read the prediction line from Entry 3. Exit card:</w:t>
+      </w:r>
+      <w:r>
+        <w:t xml:space="preserve"> </w:t>
+      </w:r>
+      <w:r>
+        <w:t xml:space="preserve">“</w:t>
+      </w:r>
+      <w:r>
+        <w:t xml:space="preserve">Write one dispatch from today and the price change it caused. Was it what you predicted?</w:t>
+      </w:r>
+      <w:r>
+        <w:t xml:space="preserve">”</w:t>
+      </w:r>
+      <w:r>
+        <w:t xml:space="preserve"> </w:t>
+      </w:r>
+      <w:r>
+        <w:t xml:space="preserve">Sort into</w:t>
+      </w:r>
+      <w:r>
+        <w:t xml:space="preserve"> </w:t>
+      </w:r>
+      <w:r>
+        <w:t xml:space="preserve">“</w:t>
+      </w:r>
+      <w:r>
+        <w:t xml:space="preserve">got it</w:t>
+      </w:r>
+      <w:r>
+        <w:t xml:space="preserve">”</w:t>
+      </w:r>
+      <w:r>
+        <w:t xml:space="preserve"> </w:t>
+      </w:r>
+      <w:r>
+        <w:t xml:space="preserve">(names the venture and the direction) and</w:t>
+      </w:r>
+      <w:r>
+        <w:t xml:space="preserve"> </w:t>
+      </w:r>
+      <w:r>
+        <w:t xml:space="preserve">“</w:t>
+      </w:r>
+      <w:r>
+        <w:t xml:space="preserve">needs more.</w:t>
+      </w:r>
+      <w:r>
+        <w:t xml:space="preserve">”</w:t>
+      </w:r>
+      <w:r>
+        <w:t xml:space="preserve"> </w:t>
+      </w:r>
+      <w:r>
+        <w:t xml:space="preserve">Day 2: exit card, 3-2-1: 3 tests for hype, 2 headlines you labeled today, 1 rule you will use with real news. Three students read a</w:t>
+      </w:r>
+      <w:r>
+        <w:t xml:space="preserve"> </w:t>
+      </w:r>
+      <w:r>
+        <w:t xml:space="preserve">“</w:t>
+      </w:r>
+      <w:r>
+        <w:t xml:space="preserve">1</w:t>
+      </w:r>
+      <w:r>
+        <w:t xml:space="preserve">”</w:t>
+      </w:r>
+      <w:r>
+        <w:t xml:space="preserve"> </w:t>
+      </w:r>
+      <w:r>
+        <w:t xml:space="preserve">aloud. The</w:t>
+      </w:r>
+      <w:r>
+        <w:t xml:space="preserve"> </w:t>
+      </w:r>
+      <w:r>
+        <w:t xml:space="preserve">“</w:t>
+      </w:r>
+      <w:r>
+        <w:t xml:space="preserve">needs more</w:t>
+      </w:r>
+      <w:r>
+        <w:t xml:space="preserve">”</w:t>
+      </w:r>
+      <w:r>
+        <w:t xml:space="preserve"> </w:t>
+      </w:r>
+      <w:r>
+        <w:t xml:space="preserve">pile (fewer than three tests named) gets the three-test card in the folder before Lesson 2.16.</w:t>
+      </w:r>
+    </w:p>
+    <w:p>
+      <w:pPr>
+        <w:pStyle w:val="Heading2"/>
+      </w:pPr>
+      <w:bookmarkStart w:id="32" w:name="differentiation-and-supports"/>
+      <w:r>
+        <w:t xml:space="preserve">Differentiation and supports</w:t>
+      </w:r>
+      <w:bookmarkEnd w:id="32"/>
+    </w:p>
+    <w:p>
+      <w:pPr>
+        <w:numPr>
+          <w:ilvl w:val="0"/>
+          <w:numId w:val="1006"/>
         </w:numPr>
         <w:pStyle w:val="Compact"/>
       </w:pPr>
@@ -1583,7 +1637,7 @@
       <w:pPr>
         <w:numPr>
           <w:ilvl w:val="0"/>
-          <w:numId w:val="1003"/>
+          <w:numId w:val="1006"/>
         </w:numPr>
         <w:pStyle w:val="Compact"/>
       </w:pPr>
@@ -1595,7 +1649,7 @@
       <w:pPr>
         <w:numPr>
           <w:ilvl w:val="0"/>
-          <w:numId w:val="1003"/>
+          <w:numId w:val="1006"/>
         </w:numPr>
         <w:pStyle w:val="Compact"/>
       </w:pPr>
@@ -1607,7 +1661,7 @@
       <w:pPr>
         <w:numPr>
           <w:ilvl w:val="0"/>
-          <w:numId w:val="1003"/>
+          <w:numId w:val="1006"/>
         </w:numPr>
         <w:pStyle w:val="Compact"/>
       </w:pPr>
@@ -1619,7 +1673,7 @@
       <w:pPr>
         <w:numPr>
           <w:ilvl w:val="0"/>
-          <w:numId w:val="1003"/>
+          <w:numId w:val="1006"/>
         </w:numPr>
         <w:pStyle w:val="Compact"/>
       </w:pPr>
@@ -1631,7 +1685,7 @@
       <w:pPr>
         <w:numPr>
           <w:ilvl w:val="0"/>
-          <w:numId w:val="1003"/>
+          <w:numId w:val="1006"/>
         </w:numPr>
         <w:pStyle w:val="Compact"/>
       </w:pPr>
@@ -1959,7 +2013,7 @@
       <w:pPr>
         <w:numPr>
           <w:ilvl w:val="0"/>
-          <w:numId w:val="1004"/>
+          <w:numId w:val="1007"/>
         </w:numPr>
         <w:pStyle w:val="Compact"/>
       </w:pPr>
@@ -1971,7 +2025,7 @@
       <w:pPr>
         <w:numPr>
           <w:ilvl w:val="0"/>
-          <w:numId w:val="1004"/>
+          <w:numId w:val="1007"/>
         </w:numPr>
         <w:pStyle w:val="Compact"/>
       </w:pPr>
@@ -1983,7 +2037,7 @@
       <w:pPr>
         <w:numPr>
           <w:ilvl w:val="0"/>
-          <w:numId w:val="1004"/>
+          <w:numId w:val="1007"/>
         </w:numPr>
         <w:pStyle w:val="Compact"/>
       </w:pPr>
@@ -2007,7 +2061,7 @@
       <w:pPr>
         <w:numPr>
           <w:ilvl w:val="0"/>
-          <w:numId w:val="1004"/>
+          <w:numId w:val="1007"/>
         </w:numPr>
         <w:pStyle w:val="Compact"/>
       </w:pPr>
@@ -2074,7 +2128,7 @@
       <w:pPr>
         <w:numPr>
           <w:ilvl w:val="0"/>
-          <w:numId w:val="1005"/>
+          <w:numId w:val="1008"/>
         </w:numPr>
         <w:pStyle w:val="Compact"/>
       </w:pPr>
@@ -2086,7 +2140,7 @@
       <w:pPr>
         <w:numPr>
           <w:ilvl w:val="0"/>
-          <w:numId w:val="1005"/>
+          <w:numId w:val="1008"/>
         </w:numPr>
         <w:pStyle w:val="Compact"/>
       </w:pPr>
@@ -2098,7 +2152,7 @@
       <w:pPr>
         <w:numPr>
           <w:ilvl w:val="0"/>
-          <w:numId w:val="1005"/>
+          <w:numId w:val="1008"/>
         </w:numPr>
         <w:pStyle w:val="Compact"/>
       </w:pPr>
@@ -2122,7 +2176,7 @@
       <w:pPr>
         <w:numPr>
           <w:ilvl w:val="0"/>
-          <w:numId w:val="1005"/>
+          <w:numId w:val="1008"/>
         </w:numPr>
         <w:pStyle w:val="Compact"/>
       </w:pPr>
@@ -2454,6 +2508,118 @@
       </w:pPr>
     </w:lvl>
   </w:abstractNum>
+  <w:abstractNum w:abstractNumId="99411">
+    <w:nsid w:val="71315dca"/>
+    <w:multiLevelType w:val="multilevel"/>
+    <w:lvl w:ilvl="0">
+      <w:start w:val="1"/>
+      <w:numFmt w:val="decimal"/>
+      <w:lvlText w:val="%1."/>
+      <w:lvlJc w:val="left"/>
+      <w:pPr>
+        <w:tabs>
+          <w:tab w:val="num" w:pos="0"/>
+        </w:tabs>
+        <w:ind w:left="480" w:hanging="480"/>
+      </w:pPr>
+    </w:lvl>
+    <w:lvl w:ilvl="1">
+      <w:start w:val="1"/>
+      <w:numFmt w:val="decimal"/>
+      <w:lvlText w:val="%2."/>
+      <w:lvlJc w:val="left"/>
+      <w:pPr>
+        <w:tabs>
+          <w:tab w:val="num" w:pos="720"/>
+        </w:tabs>
+        <w:ind w:left="1200" w:hanging="480"/>
+      </w:pPr>
+    </w:lvl>
+    <w:lvl w:ilvl="2">
+      <w:start w:val="1"/>
+      <w:numFmt w:val="decimal"/>
+      <w:lvlText w:val="%3."/>
+      <w:lvlJc w:val="left"/>
+      <w:pPr>
+        <w:tabs>
+          <w:tab w:val="num" w:pos="1440"/>
+        </w:tabs>
+        <w:ind w:left="1920" w:hanging="480"/>
+      </w:pPr>
+    </w:lvl>
+    <w:lvl w:ilvl="3">
+      <w:start w:val="1"/>
+      <w:numFmt w:val="decimal"/>
+      <w:lvlText w:val="%4."/>
+      <w:lvlJc w:val="left"/>
+      <w:pPr>
+        <w:tabs>
+          <w:tab w:val="num" w:pos="2160"/>
+        </w:tabs>
+        <w:ind w:left="2640" w:hanging="480"/>
+      </w:pPr>
+    </w:lvl>
+    <w:lvl w:ilvl="4">
+      <w:start w:val="1"/>
+      <w:numFmt w:val="decimal"/>
+      <w:lvlText w:val="%5."/>
+      <w:lvlJc w:val="left"/>
+      <w:pPr>
+        <w:tabs>
+          <w:tab w:val="num" w:pos="2880"/>
+        </w:tabs>
+        <w:ind w:left="3360" w:hanging="480"/>
+      </w:pPr>
+    </w:lvl>
+    <w:lvl w:ilvl="5">
+      <w:start w:val="1"/>
+      <w:numFmt w:val="decimal"/>
+      <w:lvlText w:val="%6."/>
+      <w:lvlJc w:val="left"/>
+      <w:pPr>
+        <w:tabs>
+          <w:tab w:val="num" w:pos="3600"/>
+        </w:tabs>
+        <w:ind w:left="4080" w:hanging="480"/>
+      </w:pPr>
+    </w:lvl>
+    <w:lvl w:ilvl="6">
+      <w:start w:val="1"/>
+      <w:numFmt w:val="decimal"/>
+      <w:lvlText w:val="%7."/>
+      <w:lvlJc w:val="left"/>
+      <w:pPr>
+        <w:tabs>
+          <w:tab w:val="num" w:pos="4320"/>
+        </w:tabs>
+        <w:ind w:left="4800" w:hanging="480"/>
+      </w:pPr>
+    </w:lvl>
+    <w:lvl w:ilvl="7">
+      <w:start w:val="1"/>
+      <w:numFmt w:val="decimal"/>
+      <w:lvlText w:val="%8."/>
+      <w:lvlJc w:val="left"/>
+      <w:pPr>
+        <w:tabs>
+          <w:tab w:val="num" w:pos="5040"/>
+        </w:tabs>
+        <w:ind w:left="5520" w:hanging="480"/>
+      </w:pPr>
+    </w:lvl>
+    <w:lvl w:ilvl="8">
+      <w:start w:val="1"/>
+      <w:numFmt w:val="decimal"/>
+      <w:lvlText w:val="%9."/>
+      <w:lvlJc w:val="left"/>
+      <w:pPr>
+        <w:tabs>
+          <w:tab w:val="num" w:pos="5760"/>
+        </w:tabs>
+        <w:ind w:left="6240" w:hanging="480"/>
+      </w:pPr>
+    </w:lvl>
+  </w:abstractNum>
   <w:num w:numId="1000">
     <w:abstractNumId w:val="990"/>
   </w:num>
@@ -2461,7 +2627,34 @@
     <w:abstractNumId w:val="991"/>
   </w:num>
   <w:num w:numId="1002">
-    <w:abstractNumId w:val="991"/>
+    <w:abstractNumId w:val="99411"/>
+    <w:lvlOverride w:ilvl="0">
+      <w:startOverride w:val="1"/>
+    </w:lvlOverride>
+    <w:lvlOverride w:ilvl="1">
+      <w:startOverride w:val="1"/>
+    </w:lvlOverride>
+    <w:lvlOverride w:ilvl="2">
+      <w:startOverride w:val="1"/>
+    </w:lvlOverride>
+    <w:lvlOverride w:ilvl="3">
+      <w:startOverride w:val="1"/>
+    </w:lvlOverride>
+    <w:lvlOverride w:ilvl="4">
+      <w:startOverride w:val="1"/>
+    </w:lvlOverride>
+    <w:lvlOverride w:ilvl="5">
+      <w:startOverride w:val="1"/>
+    </w:lvlOverride>
+    <w:lvlOverride w:ilvl="6">
+      <w:startOverride w:val="1"/>
+    </w:lvlOverride>
+    <w:lvlOverride w:ilvl="7">
+      <w:startOverride w:val="1"/>
+    </w:lvlOverride>
+    <w:lvlOverride w:ilvl="8">
+      <w:startOverride w:val="1"/>
+    </w:lvlOverride>
   </w:num>
   <w:num w:numId="1003">
     <w:abstractNumId w:val="991"/>
@@ -2470,6 +2663,15 @@
     <w:abstractNumId w:val="991"/>
   </w:num>
   <w:num w:numId="1005">
+    <w:abstractNumId w:val="991"/>
+  </w:num>
+  <w:num w:numId="1006">
+    <w:abstractNumId w:val="991"/>
+  </w:num>
+  <w:num w:numId="1007">
+    <w:abstractNumId w:val="991"/>
+  </w:num>
+  <w:num w:numId="1008">
     <w:abstractNumId w:val="991"/>
   </w:num>
 </w:numbering>

--- a/downloads/teacher/04 Units/Unit 02 - Individual Growth and Life Readiness - Me, My Goals, My Money/Lesson 02.15 - Reading the News Why Prices Move.docx
+++ b/downloads/teacher/04 Units/Unit 02 - Individual Growth and Life Readiness - Me, My Goals, My Money/Lesson 02.15 - Reading the News Why Prices Move.docx
@@ -415,22 +415,7 @@
         <w:pStyle w:val="Compact"/>
       </w:pPr>
       <w:r>
-        <w:t xml:space="preserve">Setup notes: before each period, use Jump to Window in the Command Bridge to set the opening window for the day (Day 1 opens at window 7, Day 2 at window 13), so every period sees the same story.</w:t>
-      </w:r>
-      <w:r>
-        <w:t xml:space="preserve"> </w:t>
-      </w:r>
-      <w:r>
-        <w:rPr>
-          <w:rStyle w:val="TeacherNote"/>
-        </w:rPr>
-        <w:t xml:space="preserve">[Sal: the Desktop version shares market state across periods; confirm the live site behaves the same.]</w:t>
-      </w:r>
-      <w:r>
-        <w:t xml:space="preserve"> </w:t>
-      </w:r>
-      <w:r>
-        <w:t xml:space="preserve">Read the six dispatches for each day in advance and pick the one you will use for the do now.</w:t>
+        <w:t xml:space="preserve">Setup notes: before each period, use Jump to Window in the Command Bridge to set the opening window for the day (Day 1 opens at window 7, Day 2 at window 13), so every period sees the same story. Read the six dispatches for each day in advance and pick the one you will use for the do now.</w:t>
       </w:r>
     </w:p>
     <w:p>
@@ -615,7 +600,7 @@
               <w:jc w:val="left"/>
             </w:pPr>
             <w:r>
-              <w:t xml:space="preserve">Slide 3, one picture: a venture has a fixed number of units for sale. Lots of buyers and few sellers, the price goes up. Lots of sellers and few buyers, the price goes down. That is all. Then the four dispatch families from Sal’s Student Guide (slide 4): weather moves Meadowgold; exploration news moves Sparkstone and Cloudberry; royal decrees move Crown Seal and Iron Vault; the seasons move Willowbrook. Honeypot ignores the news.</w:t>
+              <w:t xml:space="preserve">Slide 3, one picture: a venture has a fixed number of units for sale. Lots of buyers and few sellers, the price goes up. Lots of sellers and few buyers, the price goes down. That is all. Then the four dispatch families from the ClassroomStreet Student Guide (slide 4): weather moves Meadowgold; exploration news moves Sparkstone and Cloudberry; royal decrees move Crown Seal and Iron Vault; the seasons move Willowbrook. Honeypot ignores the news.</w:t>
             </w:r>
           </w:p>
         </w:tc>
@@ -860,6 +845,9 @@
           </w:p>
         </w:tc>
         <w:tc>
+          <w:p/>
+        </w:tc>
+        <w:tc>
           <w:p>
             <w:pPr>
               <w:pStyle w:val="Compact"/>
@@ -869,9 +857,6 @@
               <w:t xml:space="preserve">4 min</w:t>
             </w:r>
           </w:p>
-        </w:tc>
-        <w:tc>
-          <w:p/>
         </w:tc>
       </w:tr>
       <w:tr>
@@ -1215,6 +1200,9 @@
           </w:p>
         </w:tc>
         <w:tc>
+          <w:p/>
+        </w:tc>
+        <w:tc>
           <w:p>
             <w:pPr>
               <w:pStyle w:val="Compact"/>
@@ -1224,9 +1212,6 @@
               <w:t xml:space="preserve">4 min</w:t>
             </w:r>
           </w:p>
-        </w:tc>
-        <w:tc>
-          <w:p/>
         </w:tc>
       </w:tr>
     </w:tbl>
@@ -2066,52 +2051,7 @@
         <w:pStyle w:val="Compact"/>
       </w:pPr>
       <w:r>
-        <w:t xml:space="preserve">Sal’s own materials:</w:t>
-      </w:r>
-      <w:r>
-        <w:t xml:space="preserve"> </w:t>
-      </w:r>
-      <w:r>
-        <w:rPr>
-          <w:rStyle w:val="VerbatimChar"/>
-        </w:rPr>
-        <w:t xml:space="preserve">Fortune_Street_Lesson_Plan.docx</w:t>
-      </w:r>
-      <w:r>
-        <w:t xml:space="preserve"> </w:t>
-      </w:r>
-      <w:r>
-        <w:t xml:space="preserve">(Day 3, Reading Market Dispatches);</w:t>
-      </w:r>
-      <w:r>
-        <w:t xml:space="preserve"> </w:t>
-      </w:r>
-      <w:r>
-        <w:rPr>
-          <w:rStyle w:val="VerbatimChar"/>
-        </w:rPr>
-        <w:t xml:space="preserve">Fortune_Street_Student_Guide.docx</w:t>
-      </w:r>
-      <w:r>
-        <w:t xml:space="preserve"> </w:t>
-      </w:r>
-      <w:r>
-        <w:t xml:space="preserve">(the four dispatch families);</w:t>
-      </w:r>
-      <w:r>
-        <w:t xml:space="preserve"> </w:t>
-      </w:r>
-      <w:r>
-        <w:rPr>
-          <w:rStyle w:val="VerbatimChar"/>
-        </w:rPr>
-        <w:t xml:space="preserve">FortuneStreet/README.md</w:t>
-      </w:r>
-      <w:r>
-        <w:t xml:space="preserve"> </w:t>
-      </w:r>
-      <w:r>
-        <w:t xml:space="preserve">(the dispatch data structure, 180 pre-written dispatches).</w:t>
+        <w:t xml:space="preserve">My own materials: my original ClassroomStreet plan (Day 3, Reading Market Dispatches); the ClassroomStreet Student Guide (the four dispatch families); my ClassroomStreet site notes (the dispatch data structure, 180 pre-written dispatches).</w:t>
       </w:r>
     </w:p>
     <w:p>
@@ -2170,57 +2110,6 @@
       </w:r>
       <w:r>
         <w:t xml:space="preserve">”</w:t>
-      </w:r>
-    </w:p>
-    <w:p>
-      <w:pPr>
-        <w:numPr>
-          <w:ilvl w:val="0"/>
-          <w:numId w:val="1008"/>
-        </w:numPr>
-        <w:pStyle w:val="Compact"/>
-      </w:pPr>
-      <w:r>
-        <w:rPr>
-          <w:rStyle w:val="TeacherNote"/>
-        </w:rPr>
-        <w:t xml:space="preserve">[Sal: your Command Bridge can send a custom dispatch. One fake hype dispatch on Day 2, sent by you and labeled</w:t>
-      </w:r>
-      <w:r>
-        <w:rPr>
-          <w:rStyle w:val="TeacherNote"/>
-        </w:rPr>
-        <w:t xml:space="preserve"> </w:t>
-      </w:r>
-      <w:r>
-        <w:rPr>
-          <w:rStyle w:val="TeacherNote"/>
-        </w:rPr>
-        <w:t xml:space="preserve">“</w:t>
-      </w:r>
-      <w:r>
-        <w:rPr>
-          <w:rStyle w:val="TeacherNote"/>
-        </w:rPr>
-        <w:t xml:space="preserve">Anonymous,</w:t>
-      </w:r>
-      <w:r>
-        <w:rPr>
-          <w:rStyle w:val="TeacherNote"/>
-        </w:rPr>
-        <w:t xml:space="preserve">”</w:t>
-      </w:r>
-      <w:r>
-        <w:rPr>
-          <w:rStyle w:val="TeacherNote"/>
-        </w:rPr>
-        <w:t xml:space="preserve"> </w:t>
-      </w:r>
-      <w:r>
-        <w:rPr>
-          <w:rStyle w:val="TeacherNote"/>
-        </w:rPr>
-        <w:t xml:space="preserve">is a great Part B live test. Tell them afterward that you wrote it.]</w:t>
       </w:r>
     </w:p>
     <w:sectPr>
